--- a/3.docx
+++ b/3.docx
@@ -97,6 +97,7 @@
           <w:rFonts w:ascii="Times New Roman" w:hAnsi="Times New Roman" w:cs="Times New Roman"/>
           <w:b/>
           <w:bCs/>
+          <w:noProof/>
           <w:sz w:val="28"/>
           <w:szCs w:val="28"/>
           <w:lang w:val="en-US"/>
@@ -164,12 +165,13 @@
       <w:r>
         <w:rPr>
           <w:rFonts w:ascii="Times New Roman" w:hAnsi="Times New Roman" w:cs="Times New Roman"/>
+          <w:noProof/>
           <w:sz w:val="28"/>
           <w:szCs w:val="28"/>
           <w:lang w:val="en-US"/>
         </w:rPr>
         <w:drawing>
-          <wp:anchor distT="0" distB="0" distL="0" distR="0" simplePos="0" relativeHeight="251659264" behindDoc="0" locked="0" layoutInCell="1" allowOverlap="1" wp14:anchorId="0C203389" wp14:editId="6FD77A92">
+          <wp:anchor distT="0" distB="0" distL="0" distR="0" simplePos="0" relativeHeight="251659264" behindDoc="0" locked="0" layoutInCell="1" allowOverlap="1" wp14:anchorId="0C203389" wp14:editId="4967B353">
             <wp:simplePos x="0" y="0"/>
             <wp:positionH relativeFrom="margin">
               <wp:posOffset>205740</wp:posOffset>
@@ -239,7 +241,6 @@
           <w:lang w:val="en-US"/>
         </w:rPr>
         <w:sectPr>
-          <w:headerReference w:type="default" r:id="rId10"/>
           <w:pgSz w:w="12240" w:h="15840"/>
           <w:pgMar w:top="1520" w:right="1440" w:bottom="280" w:left="1440" w:header="763" w:footer="0" w:gutter="0"/>
           <w:pgNumType w:start="1"/>
@@ -275,6 +276,7 @@
           <w:rFonts w:ascii="Times New Roman" w:hAnsi="Times New Roman" w:cs="Times New Roman"/>
           <w:b/>
           <w:bCs/>
+          <w:noProof/>
           <w:sz w:val="28"/>
           <w:szCs w:val="28"/>
           <w:lang w:val="en-US"/>
@@ -305,7 +307,7 @@
                     </pic:cNvPicPr>
                   </pic:nvPicPr>
                   <pic:blipFill>
-                    <a:blip r:embed="rId11">
+                    <a:blip r:embed="rId10">
                       <a:extLst>
                         <a:ext uri="{28A0092B-C50C-407E-A947-70E740481C1C}">
                           <a14:useLocalDpi xmlns:a14="http://schemas.microsoft.com/office/drawing/2010/main" val="0"/>
@@ -489,6 +491,7 @@
       <w:r>
         <w:rPr>
           <w:rFonts w:ascii="Times New Roman" w:hAnsi="Times New Roman" w:cs="Times New Roman"/>
+          <w:noProof/>
           <w:sz w:val="28"/>
           <w:szCs w:val="28"/>
           <w:lang w:val="en-US"/>
@@ -519,7 +522,7 @@
                     </pic:cNvPicPr>
                   </pic:nvPicPr>
                   <pic:blipFill>
-                    <a:blip r:embed="rId12">
+                    <a:blip r:embed="rId11">
                       <a:extLst>
                         <a:ext uri="{28A0092B-C50C-407E-A947-70E740481C1C}">
                           <a14:useLocalDpi xmlns:a14="http://schemas.microsoft.com/office/drawing/2010/main" val="0"/>
@@ -682,6 +685,7 @@
       <w:r>
         <w:rPr>
           <w:rFonts w:ascii="Times New Roman" w:hAnsi="Times New Roman" w:cs="Times New Roman"/>
+          <w:noProof/>
           <w:sz w:val="28"/>
           <w:szCs w:val="28"/>
         </w:rPr>
@@ -701,7 +705,7 @@
                     <pic:cNvPicPr/>
                   </pic:nvPicPr>
                   <pic:blipFill>
-                    <a:blip r:embed="rId13"/>
+                    <a:blip r:embed="rId12"/>
                     <a:stretch>
                       <a:fillRect/>
                     </a:stretch>
@@ -733,6 +737,7 @@
       <w:r>
         <w:rPr>
           <w:rFonts w:ascii="Times New Roman" w:hAnsi="Times New Roman" w:cs="Times New Roman"/>
+          <w:noProof/>
           <w:sz w:val="28"/>
           <w:szCs w:val="28"/>
         </w:rPr>
@@ -752,7 +757,7 @@
                     <pic:cNvPicPr/>
                   </pic:nvPicPr>
                   <pic:blipFill>
-                    <a:blip r:embed="rId14"/>
+                    <a:blip r:embed="rId13"/>
                     <a:stretch>
                       <a:fillRect/>
                     </a:stretch>
@@ -915,7 +920,7 @@
                     <pic:cNvPicPr/>
                   </pic:nvPicPr>
                   <pic:blipFill>
-                    <a:blip r:embed="rId15"/>
+                    <a:blip r:embed="rId14"/>
                     <a:stretch>
                       <a:fillRect/>
                     </a:stretch>
@@ -967,7 +972,7 @@
                     <pic:cNvPicPr/>
                   </pic:nvPicPr>
                   <pic:blipFill>
-                    <a:blip r:embed="rId16"/>
+                    <a:blip r:embed="rId15"/>
                     <a:stretch>
                       <a:fillRect/>
                     </a:stretch>
@@ -998,7 +1003,7 @@
       </w:pPr>
     </w:p>
     <w:sectPr>
-      <w:headerReference w:type="first" r:id="rId17"/>
+      <w:headerReference w:type="first" r:id="rId16"/>
       <w:pgSz w:w="11906" w:h="16838" w:code="9"/>
       <w:pgMar w:top="1440" w:right="1440" w:bottom="1440" w:left="1440" w:header="709" w:footer="680" w:gutter="0"/>
       <w:cols w:space="708"/>
@@ -1049,124 +1054,6 @@
 
 <file path=word/header1.xml><?xml version="1.0" encoding="utf-8"?>
 <w:hdr xmlns:wpc="http://schemas.microsoft.com/office/word/2010/wordprocessingCanvas" xmlns:cx="http://schemas.microsoft.com/office/drawing/2014/chartex" xmlns:cx1="http://schemas.microsoft.com/office/drawing/2015/9/8/chartex" xmlns:cx2="http://schemas.microsoft.com/office/drawing/2015/10/21/chartex" xmlns:cx3="http://schemas.microsoft.com/office/drawing/2016/5/9/chartex" xmlns:cx4="http://schemas.microsoft.com/office/drawing/2016/5/10/chartex" xmlns:cx5="http://schemas.microsoft.com/office/drawing/2016/5/11/chartex" xmlns:cx6="http://schemas.microsoft.com/office/drawing/2016/5/12/chartex" xmlns:cx7="http://schemas.microsoft.com/office/drawing/2016/5/13/chartex" xmlns:cx8="http://schemas.microsoft.com/office/drawing/2016/5/14/chartex" xmlns:mc="http://schemas.openxmlformats.org/markup-compatibility/2006" xmlns:aink="http://schemas.microsoft.com/office/drawing/2016/ink" xmlns:am3d="http://schemas.microsoft.com/office/drawing/2017/model3d" xmlns:o="urn:schemas-microsoft-com:office:office" xmlns:oel="http://schemas.microsoft.com/office/2019/extlst" xmlns:r="http://schemas.openxmlformats.org/officeDocument/2006/relationships" xmlns:m="http://schemas.openxmlformats.org/officeDocument/2006/math" xmlns:v="urn:schemas-microsoft-com:vml" xmlns:wp14="http://schemas.microsoft.com/office/word/2010/wordprocessingDrawing" xmlns:wp="http://schemas.openxmlformats.org/drawingml/2006/wordprocessingDrawing" xmlns:w10="urn:schemas-microsoft-com:office:word" xmlns:w="http://schemas.openxmlformats.org/wordprocessingml/2006/main" xmlns:w14="http://schemas.microsoft.com/office/word/2010/wordml" xmlns:w15="http://schemas.microsoft.com/office/word/2012/wordml" xmlns:w16cex="http://schemas.microsoft.com/office/word/2018/wordml/cex" xmlns:w16cid="http://schemas.microsoft.com/office/word/2016/wordml/cid" xmlns:w16="http://schemas.microsoft.com/office/word/2018/wordml" xmlns:w16du="http://schemas.microsoft.com/office/word/2023/wordml/word16du" xmlns:w16sdtdh="http://schemas.microsoft.com/office/word/2020/wordml/sdtdatahash" xmlns:w16sdtfl="http://schemas.microsoft.com/office/word/2024/wordml/sdtformatlock" xmlns:w16se="http://schemas.microsoft.com/office/word/2015/wordml/symex" xmlns:wpg="http://schemas.microsoft.com/office/word/2010/wordprocessingGroup" xmlns:wpi="http://schemas.microsoft.com/office/word/2010/wordprocessingInk" xmlns:wne="http://schemas.microsoft.com/office/word/2006/wordml" xmlns:wps="http://schemas.microsoft.com/office/word/2010/wordprocessingShape" mc:Ignorable="w14 w15 w16se w16cid w16 w16cex w16sdtdh w16sdtfl w16du wp14">
-  <w:p>
-    <w:pPr>
-      <w:pStyle w:val="Header"/>
-      <w:rPr>
-        <w:rFonts w:ascii="Times New Roman" w:hAnsi="Times New Roman" w:cs="Times New Roman"/>
-        <w:sz w:val="24"/>
-        <w:szCs w:val="24"/>
-      </w:rPr>
-    </w:pPr>
-    <w:r>
-      <w:rPr>
-        <w:rFonts w:ascii="Times New Roman" w:hAnsi="Times New Roman" w:cs="Times New Roman"/>
-        <w:sz w:val="24"/>
-        <w:szCs w:val="24"/>
-      </w:rPr>
-      <w:t xml:space="preserve">Name – Omkar A. mohire </w:t>
-    </w:r>
-  </w:p>
-  <w:p>
-    <w:pPr>
-      <w:pStyle w:val="Header"/>
-      <w:rPr>
-        <w:rFonts w:ascii="Times New Roman" w:hAnsi="Times New Roman" w:cs="Times New Roman"/>
-        <w:sz w:val="24"/>
-        <w:szCs w:val="24"/>
-      </w:rPr>
-    </w:pPr>
-    <w:r>
-      <w:rPr>
-        <w:rFonts w:ascii="Times New Roman" w:hAnsi="Times New Roman" w:cs="Times New Roman"/>
-        <w:sz w:val="24"/>
-        <w:szCs w:val="24"/>
-      </w:rPr>
-      <w:t xml:space="preserve">Roll no – A-31 </w:t>
-    </w:r>
-  </w:p>
-  <w:p>
-    <w:pPr>
-      <w:pStyle w:val="Header"/>
-      <w:rPr>
-        <w:rFonts w:ascii="Times New Roman" w:hAnsi="Times New Roman" w:cs="Times New Roman"/>
-        <w:sz w:val="24"/>
-        <w:szCs w:val="24"/>
-      </w:rPr>
-    </w:pPr>
-    <w:r>
-      <w:rPr>
-        <w:rFonts w:ascii="Times New Roman" w:hAnsi="Times New Roman" w:cs="Times New Roman"/>
-        <w:sz w:val="24"/>
-        <w:szCs w:val="24"/>
-      </w:rPr>
-      <w:t xml:space="preserve">Subject – User Interface Lab  </w:t>
-    </w:r>
-  </w:p>
-  <w:p>
-    <w:pPr>
-      <w:pStyle w:val="Header"/>
-    </w:pPr>
-  </w:p>
-</w:hdr>
-</file>
-
-<file path=word/header2.xml><?xml version="1.0" encoding="utf-8"?>
-<w:hdr xmlns:wpc="http://schemas.microsoft.com/office/word/2010/wordprocessingCanvas" xmlns:cx="http://schemas.microsoft.com/office/drawing/2014/chartex" xmlns:cx1="http://schemas.microsoft.com/office/drawing/2015/9/8/chartex" xmlns:cx2="http://schemas.microsoft.com/office/drawing/2015/10/21/chartex" xmlns:cx3="http://schemas.microsoft.com/office/drawing/2016/5/9/chartex" xmlns:cx4="http://schemas.microsoft.com/office/drawing/2016/5/10/chartex" xmlns:cx5="http://schemas.microsoft.com/office/drawing/2016/5/11/chartex" xmlns:cx6="http://schemas.microsoft.com/office/drawing/2016/5/12/chartex" xmlns:cx7="http://schemas.microsoft.com/office/drawing/2016/5/13/chartex" xmlns:cx8="http://schemas.microsoft.com/office/drawing/2016/5/14/chartex" xmlns:mc="http://schemas.openxmlformats.org/markup-compatibility/2006" xmlns:aink="http://schemas.microsoft.com/office/drawing/2016/ink" xmlns:am3d="http://schemas.microsoft.com/office/drawing/2017/model3d" xmlns:o="urn:schemas-microsoft-com:office:office" xmlns:oel="http://schemas.microsoft.com/office/2019/extlst" xmlns:r="http://schemas.openxmlformats.org/officeDocument/2006/relationships" xmlns:m="http://schemas.openxmlformats.org/officeDocument/2006/math" xmlns:v="urn:schemas-microsoft-com:vml" xmlns:wp14="http://schemas.microsoft.com/office/word/2010/wordprocessingDrawing" xmlns:wp="http://schemas.openxmlformats.org/drawingml/2006/wordprocessingDrawing" xmlns:w10="urn:schemas-microsoft-com:office:word" xmlns:w="http://schemas.openxmlformats.org/wordprocessingml/2006/main" xmlns:w14="http://schemas.microsoft.com/office/word/2010/wordml" xmlns:w15="http://schemas.microsoft.com/office/word/2012/wordml" xmlns:w16cex="http://schemas.microsoft.com/office/word/2018/wordml/cex" xmlns:w16cid="http://schemas.microsoft.com/office/word/2016/wordml/cid" xmlns:w16="http://schemas.microsoft.com/office/word/2018/wordml" xmlns:w16du="http://schemas.microsoft.com/office/word/2023/wordml/word16du" xmlns:w16sdtdh="http://schemas.microsoft.com/office/word/2020/wordml/sdtdatahash" xmlns:w16sdtfl="http://schemas.microsoft.com/office/word/2024/wordml/sdtformatlock" xmlns:w16se="http://schemas.microsoft.com/office/word/2015/wordml/symex" xmlns:wpg="http://schemas.microsoft.com/office/word/2010/wordprocessingGroup" xmlns:wpi="http://schemas.microsoft.com/office/word/2010/wordprocessingInk" xmlns:wne="http://schemas.microsoft.com/office/word/2006/wordml" xmlns:wps="http://schemas.microsoft.com/office/word/2010/wordprocessingShape" mc:Ignorable="w14 w15 w16se w16cid w16 w16cex w16sdtdh w16sdtfl w16du wp14">
-  <w:p>
-    <w:pPr>
-      <w:pStyle w:val="Header"/>
-      <w:rPr>
-        <w:rFonts w:ascii="Times New Roman" w:hAnsi="Times New Roman" w:cs="Times New Roman"/>
-        <w:sz w:val="24"/>
-        <w:szCs w:val="24"/>
-      </w:rPr>
-    </w:pPr>
-    <w:r>
-      <w:rPr>
-        <w:rFonts w:ascii="Times New Roman" w:hAnsi="Times New Roman" w:cs="Times New Roman"/>
-        <w:sz w:val="24"/>
-        <w:szCs w:val="24"/>
-      </w:rPr>
-      <w:t xml:space="preserve">Name – Omkar A. mohire </w:t>
-    </w:r>
-  </w:p>
-  <w:p>
-    <w:pPr>
-      <w:pStyle w:val="Header"/>
-      <w:rPr>
-        <w:rFonts w:ascii="Times New Roman" w:hAnsi="Times New Roman" w:cs="Times New Roman"/>
-        <w:sz w:val="24"/>
-        <w:szCs w:val="24"/>
-      </w:rPr>
-    </w:pPr>
-    <w:r>
-      <w:rPr>
-        <w:rFonts w:ascii="Times New Roman" w:hAnsi="Times New Roman" w:cs="Times New Roman"/>
-        <w:sz w:val="24"/>
-        <w:szCs w:val="24"/>
-      </w:rPr>
-      <w:t xml:space="preserve">Roll no – A-31 </w:t>
-    </w:r>
-  </w:p>
-  <w:p>
-    <w:pPr>
-      <w:pStyle w:val="Header"/>
-      <w:rPr>
-        <w:rFonts w:ascii="Times New Roman" w:hAnsi="Times New Roman" w:cs="Times New Roman"/>
-        <w:sz w:val="24"/>
-        <w:szCs w:val="24"/>
-      </w:rPr>
-    </w:pPr>
-    <w:r>
-      <w:rPr>
-        <w:rFonts w:ascii="Times New Roman" w:hAnsi="Times New Roman" w:cs="Times New Roman"/>
-        <w:sz w:val="24"/>
-        <w:szCs w:val="24"/>
-      </w:rPr>
-      <w:t xml:space="preserve">Subject – User Interface Lab  </w:t>
-    </w:r>
-  </w:p>
   <w:p>
     <w:pPr>
       <w:pStyle w:val="Header"/>
@@ -1908,6 +1795,7 @@
   <w:style w:type="character" w:default="1" w:styleId="DefaultParagraphFont">
     <w:name w:val="Default Paragraph Font"/>
     <w:uiPriority w:val="1"/>
+    <w:semiHidden/>
     <w:unhideWhenUsed/>
   </w:style>
   <w:style w:type="table" w:default="1" w:styleId="TableNormal">
